--- a/resumes/Resume_Technology_Compliance_Analyst_Unity_South_APAC__SEA__ANZ__IND_Sub.docx
+++ b/resumes/Resume_Technology_Compliance_Analyst_Unity_South_APAC__SEA__ANZ__IND_Sub.docx
@@ -430,7 +430,7 @@
           <w:sz w:val="19"/>
           <w:szCs w:val="19"/>
         </w:rPr>
-        <w:t>Triaged 50+ weekly inventory reimbursement cases by severity and policy, following structured workflows, resulting in timely decision-making and reduced issue escalation.</w:t>
+        <w:t>Triaged 50+ weekly inventory reimbursement cases by severity and policy, escalated findings to senior reviewers, resolving high-priority issues in a timely manner.</w:t>
       </w:r>
     </w:p>
     <w:p>
@@ -449,7 +449,7 @@
           <w:sz w:val="19"/>
           <w:szCs w:val="19"/>
         </w:rPr>
-        <w:t>Investigated seller claims, identified policy violations and anomalous patterns, and escalated findings to senior reviewers, ensuring compliance with established policies and procedures.</w:t>
+        <w:t>Investigated root cause analysis on seller claims, identified policy violations and anomalous patterns, and documented findings in audit-ready case notes, leading to informed decision-making.</w:t>
       </w:r>
     </w:p>
     <w:p>
@@ -468,7 +468,7 @@
           <w:sz w:val="19"/>
           <w:szCs w:val="19"/>
         </w:rPr>
-        <w:t>Analyzed root cause of seller claims, documenting findings, decisions, evidence, and corrective actions in audit-ready case notes.</w:t>
+        <w:t>Analyzed 200+ weekly cases to spot recurring fraud patterns, flagged them early, and reduced repeat-issue investigation time before escalation, resulting in improved compliance tracking.</w:t>
       </w:r>
     </w:p>
     <w:p>
@@ -487,7 +487,7 @@
           <w:sz w:val="19"/>
           <w:szCs w:val="19"/>
         </w:rPr>
-        <w:t>Detected recurring fraud patterns in 200+ weekly cases, flagging early and reducing repeat-issue investigation time through proactive compliance monitoring and risk mitigation.</w:t>
+        <w:t>Documented investigation findings, decisions, evidence, and corrective actions in audit-ready case notes, maintaining a comprehensive decision trail and control evidence, triaging 50+ weekly cases.</w:t>
       </w:r>
     </w:p>
     <w:p>
@@ -607,7 +607,7 @@
           <w:sz w:val="19"/>
           <w:szCs w:val="19"/>
         </w:rPr>
-        <w:t>Developed typosquatting detector using Python, generating domain variants and checking live DNS resolution with AbuseIPDB for brand-impersonation analysis.</w:t>
+        <w:t>Developed typosquatting detector using Python, AbuseIPDB, and WHOIS to generate domain variants and check live DNS resolution for brand-impersonation analysis.</w:t>
       </w:r>
     </w:p>
     <w:p>
@@ -626,7 +626,7 @@
           <w:sz w:val="19"/>
           <w:szCs w:val="19"/>
         </w:rPr>
-        <w:t>Deployed Telegram bot interface using Python and Telegram bot, enabling analysts to submit URLs for IOC enrichment, supporting bulk CSV input/output, and OSINT enrichment via theHarvester.</w:t>
+        <w:t>Deployed Telegram bot interface enabling analysts to submit URLs for live IOC enrichment (threat intelligence) using Python, Telegram bot, and theHarvester for domain profiling.</w:t>
       </w:r>
     </w:p>
     <w:p>
@@ -697,7 +697,7 @@
           <w:sz w:val="19"/>
           <w:szCs w:val="19"/>
         </w:rPr>
-        <w:t>Developed automated vulnerability assessment pipeline using Python, integrating Nessus and OpenVAS APIs, and generating CVE reports with CVSS severity and EPSS context from FIRST.org.</w:t>
+        <w:t>Developed automated vulnerability assessment pipeline integrating Nessus and OpenVAS REST APIs in Python, generating CVE reports with CVSS severity and EPSS context from FIRST.org API.</w:t>
       </w:r>
     </w:p>
     <w:p>
@@ -716,7 +716,7 @@
           <w:sz w:val="19"/>
           <w:szCs w:val="19"/>
         </w:rPr>
-        <w:t>Developed OWASP Top 10 automated web checker using Python, detecting injection, auth, and SSRF vulnerabilities, documenting SQL injection remediation.</w:t>
+        <w:t>Developed OWASP Top 10 automated web checker using Python to detect injection, auth, and SSRF vulnerabilities, and documented SQL injection remediation.</w:t>
       </w:r>
     </w:p>
     <w:p>
@@ -735,7 +735,7 @@
           <w:sz w:val="19"/>
           <w:szCs w:val="19"/>
         </w:rPr>
-        <w:t>Automated scan scheduling using Bash and cron, and built delta-scan logic to flag newly discovered CVEs, organizing patch compliance (remediation tracking) tracking evidence with Nessus and OpenVAS.</w:t>
+        <w:t>Automated scan scheduling via Bash and cron, built delta-scan logic to flag new CVEs and track patch compliance using Nessus and OpenVAS REST APIs in Python.</w:t>
       </w:r>
     </w:p>
     <w:p>
